--- a/Documentación/Documentos/Investigaciones.docx
+++ b/Documentación/Documentos/Investigaciones.docx
@@ -41,7 +41,7 @@
           <w:pgNumType w:start="1"/>
         </w:sectPr>
       </w:pPr>
-      <w:bookmarkStart w:colFirst="0" w:colLast="0" w:name="_jxtfrzym6ows" w:id="0"/>
+      <w:bookmarkStart w:colFirst="0" w:colLast="0" w:name="_bietin13y2va" w:id="0"/>
       <w:bookmarkEnd w:id="0"/>
       <w:r>
         <w:rPr>
@@ -334,7 +334,7 @@
           <w:pgNumType w:start="1"/>
         </w:sectPr>
       </w:pPr>
-      <w:bookmarkStart w:colFirst="0" w:colLast="0" w:name="_ewjx9pht4afo" w:id="2"/>
+      <w:bookmarkStart w:colFirst="0" w:colLast="0" w:name="_xyvn5pnleg5e" w:id="2"/>
       <w:bookmarkEnd w:id="2"/>
       <w:r>
         <w:rPr>
@@ -2063,7 +2063,7 @@
           <w:pgNumType w:start="1"/>
         </w:sectPr>
       </w:pPr>
-      <w:bookmarkStart w:colFirst="0" w:colLast="0" w:name="_i34b57q1p7jz" w:id="3"/>
+      <w:bookmarkStart w:colFirst="0" w:colLast="0" w:name="_8zv24i9s9d5v" w:id="3"/>
       <w:bookmarkEnd w:id="3"/>
       <w:r>
         <w:rPr>
@@ -3787,7 +3787,7 @@
           <w:pgNumType w:start="1"/>
         </w:sectPr>
       </w:pPr>
-      <w:bookmarkStart w:colFirst="0" w:colLast="0" w:name="_6r5wtizbo3ic" w:id="19"/>
+      <w:bookmarkStart w:colFirst="0" w:colLast="0" w:name="_kisifo1xhhkq" w:id="19"/>
       <w:bookmarkEnd w:id="19"/>
       <w:r>
         <w:rPr>
@@ -18002,7 +18002,7 @@
           <w:pgNumType w:start="1"/>
         </w:sectPr>
       </w:pPr>
-      <w:bookmarkStart w:colFirst="0" w:colLast="0" w:name="_mg38nkbyq31" w:id="39"/>
+      <w:bookmarkStart w:colFirst="0" w:colLast="0" w:name="_r24vm0fmruai" w:id="39"/>
       <w:bookmarkEnd w:id="39"/>
       <w:r>
         <w:rPr>
